--- a/listing/credit-report-dispute-letter/Credit-Report-Dispute-Letter-Template.docx
+++ b/listing/credit-report-dispute-letter/Credit-Report-Dispute-Letter-Template.docx
@@ -39,7 +39,7 @@
           <w:rFonts w:ascii="Times New Roman" w:hAnsi="Times New Roman"/>
           <w:sz w:val="21"/>
         </w:rPr>
-        <w:t xml:space="preserve"> This is a blank fill-in-the-blank form sold as a document product. It is not legal advice, it is not a substitute for a licensed attorney in your state, and using it does not create an attorney-client relationship with SurplusClaim AI. See the full disclaimer at the end before you fill anything in.</w:t>
+        <w:t xml:space="preserve"> This is a blank fill-in-the-blank form sold as a document product. It is not legal advice, it is not a substitute for a licensed attorney in your state, and using it does not create an attorney-client relationship with SurplusClaimAI. See the full disclaimer at the end before you fill anything in.</w:t>
       </w:r>
     </w:p>
     <w:p>
@@ -1176,14 +1176,14 @@
           <w:b/>
           <w:sz w:val="21"/>
         </w:rPr>
-        <w:t>SurplusClaim AI is not a law firm.</w:t>
+        <w:t>SurplusClaimAI is not a law firm.</w:t>
       </w:r>
       <w:r>
         <w:rPr>
           <w:rFonts w:ascii="Times New Roman" w:hAnsi="Times New Roman"/>
           <w:sz w:val="21"/>
         </w:rPr>
-        <w:t xml:space="preserve"> We are not lawyers. We do not practice law, and we do not provide legal services of any kind. We do not provide credit repair services, and we do not act on your behalf with any credit reporting agency (credit bureau), creditor, furnisher, or debt collector. No one at SurplusClaim AI is acting as your attorney.</w:t>
+        <w:t xml:space="preserve"> We are not lawyers. We do not practice law, and we do not provide legal services of any kind. We do not provide credit repair services, and we do not act on your behalf with any credit reporting agency (credit bureau), creditor, furnisher, or debt collector. No one at SurplusClaimAI is acting as your attorney.</w:t>
       </w:r>
     </w:p>
     <w:p>
@@ -1216,7 +1216,7 @@
           <w:rFonts w:ascii="Times New Roman" w:hAnsi="Times New Roman"/>
           <w:sz w:val="21"/>
         </w:rPr>
-        <w:t xml:space="preserve"> Nothing about your purchase, download, or use of this template creates an attorney-client relationship between you and SurplusClaim AI, or between you and anyone who works with us. No communication with us about this template creates that relationship, and no communication with us is protected by attorney-client privilege.</w:t>
+        <w:t xml:space="preserve"> Nothing about your purchase, download, or use of this template creates an attorney-client relationship between you and SurplusClaimAI, or between you and anyone who works with us. No communication with us about this template creates that relationship, and no communication with us is protected by attorney-client privilege.</w:t>
       </w:r>
     </w:p>
     <w:p>
@@ -1381,7 +1381,7 @@
           <w:rFonts w:ascii="Times New Roman" w:hAnsi="Times New Roman"/>
           <w:sz w:val="21"/>
         </w:rPr>
-        <w:t xml:space="preserve"> This template is provided "as is," without any warranty of any kind, express or implied, including any warranty of fitness for a particular purpose or of legal effect. To the fullest extent permitted by law, SurplusClaim AI is not liable for any loss or damage arising from your use of this template.</w:t>
+        <w:t xml:space="preserve"> This template is provided "as is," without any warranty of any kind, express or implied, including any warranty of fitness for a particular purpose or of legal effect. To the fullest extent permitted by law, SurplusClaimAI is not liable for any loss or damage arising from your use of this template.</w:t>
       </w:r>
     </w:p>
     <w:p>
@@ -1432,7 +1432,7 @@
           <w:i/>
           <w:sz w:val="22"/>
         </w:rPr>
-        <w:t>Template version: Credit Report Dispute Letter, blank fill-in form. © SurplusClaim AI. For personal and business use by the purchaser. Do not rely on this document as legal advice.</w:t>
+        <w:t>Template version: Credit Report Dispute Letter, blank fill-in form. © SurplusClaimAI. For personal and business use by the purchaser. Do not rely on this document as legal advice.</w:t>
       </w:r>
     </w:p>
     <w:sectPr>
